--- a/pr-preview/pr-460/bayesian-inference-handout.docx
+++ b/pr-preview/pr-460/bayesian-inference-handout.docx
@@ -15,7 +15,7 @@
         <w:pStyle w:val="Date"/>
       </w:pPr>
       <w:r>
-        <w:t xml:space="preserve">Last modified: 2026-10-23 11:27:23 (PDT)</w:t>
+        <w:t xml:space="preserve">Last modified: 2026-10-23 13:39:11 (PDT)</w:t>
       </w:r>
     </w:p>
     <w:p>

--- a/pr-preview/pr-460/bayesian-inference-handout.docx
+++ b/pr-preview/pr-460/bayesian-inference-handout.docx
@@ -15,7 +15,7 @@
         <w:pStyle w:val="Date"/>
       </w:pPr>
       <w:r>
-        <w:t xml:space="preserve">Last modified: 2026-10-23 13:39:11 (PDT)</w:t>
+        <w:t xml:space="preserve">Last modified: 2026-10-26 12:25:15 (PDT)</w:t>
       </w:r>
     </w:p>
     <w:p>
@@ -9253,7 +9253,31 @@
               <w:rPr>
                 <w:rStyle w:val="NormalTok"/>
               </w:rPr>
-              <w:t xml:space="preserve">(mu), </w:t>
+              <w:t xml:space="preserve">(</w:t>
+            </w:r>
+            <w:r>
+              <w:rPr>
+                <w:rStyle w:val="StringTok"/>
+              </w:rPr>
+              <w:t xml:space="preserve">"Mean, "</w:t>
+            </w:r>
+            <w:r>
+              <w:rPr>
+                <w:rStyle w:val="NormalTok"/>
+              </w:rPr>
+              <w:t xml:space="preserve"> </w:t>
+            </w:r>
+            <w:r>
+              <w:rPr>
+                <w:rStyle w:val="SpecialCharTok"/>
+              </w:rPr>
+              <w:t xml:space="preserve">*</w:t>
+            </w:r>
+            <w:r>
+              <w:rPr>
+                <w:rStyle w:val="NormalTok"/>
+              </w:rPr>
+              <w:t xml:space="preserve"> mu), </w:t>
             </w:r>
             <w:r>
               <w:rPr>
@@ -12165,7 +12189,31 @@
               <w:rPr>
                 <w:rStyle w:val="NormalTok"/>
               </w:rPr>
-              <w:t xml:space="preserve">(mu), </w:t>
+              <w:t xml:space="preserve">(</w:t>
+            </w:r>
+            <w:r>
+              <w:rPr>
+                <w:rStyle w:val="StringTok"/>
+              </w:rPr>
+              <w:t xml:space="preserve">"Mean, "</w:t>
+            </w:r>
+            <w:r>
+              <w:rPr>
+                <w:rStyle w:val="NormalTok"/>
+              </w:rPr>
+              <w:t xml:space="preserve"> </w:t>
+            </w:r>
+            <w:r>
+              <w:rPr>
+                <w:rStyle w:val="SpecialCharTok"/>
+              </w:rPr>
+              <w:t xml:space="preserve">*</w:t>
+            </w:r>
+            <w:r>
+              <w:rPr>
+                <w:rStyle w:val="NormalTok"/>
+              </w:rPr>
+              <w:t xml:space="preserve"> mu), </w:t>
             </w:r>
             <w:r>
               <w:rPr>
